--- a/USER_MANUAL.docx
+++ b/USER_MANUAL.docx
@@ -38,7 +38,7 @@
           <w:sz w:val="28"/>
           <w:szCs w:val="28"/>
         </w:rPr>
-        <w:t xml:space="preserve"> Learning Management System (LMS) – Hi HR</w:t>
+        <w:t>– Hi HR</w:t>
       </w:r>
     </w:p>
     <w:p>
